--- a/grade10/partners/Programme_Dossier_Change_Log.docx
+++ b/grade10/partners/Programme_Dossier_Change_Log.docx
@@ -40,7 +40,7 @@
           <w:color w:val="1A1A1A"/>
           <w:sz w:val="21"/>
         </w:rPr>
-        <w:t xml:space="preserve">This is a programme that teaches school teachers to write computer programs, so that they can then teach the subject to their pupils. The changes since the version you were sent fall into three groups, below. </w:t>
+        <w:t xml:space="preserve">This is a programme that teaches school teachers to write computer programs, so that they can then teach the subject to their pupils. The changes since the version you were sent fall into four groups, below. </w:t>
       </w:r>
       <w:r>
         <w:rPr>
@@ -49,7 +49,7 @@
           <w:color w:val="1A1A1A"/>
           <w:sz w:val="21"/>
         </w:rPr>
-        <w:t>Nothing has been cancelled or cut</w:t>
+        <w:t>Nothing has been cancelled or cut.</w:t>
       </w:r>
       <w:r>
         <w:rPr>
@@ -57,7 +57,550 @@
           <w:color w:val="1A1A1A"/>
           <w:sz w:val="21"/>
         </w:rPr>
-        <w:t xml:space="preserve"> — the programme is now longer, taught in smaller groups, and measured far more carefully.</w:t>
+        <w:t xml:space="preserve"> The programme is now longer, taught in smaller groups, measured far more carefully — and it now covers </w:t>
+      </w:r>
+      <w:r>
+        <w:rPr>
+          <w:b/>
+          <w:i w:val="0"/>
+          <w:color w:val="1A1A1A"/>
+          <w:sz w:val="21"/>
+        </w:rPr>
+        <w:t>both school years, not one</w:t>
+      </w:r>
+      <w:r>
+        <w:rPr>
+          <w:i w:val="0"/>
+          <w:color w:val="1A1A1A"/>
+          <w:sz w:val="21"/>
+        </w:rPr>
+        <w:t>.</w:t>
+      </w:r>
+    </w:p>
+    <w:p>
+      <w:pPr>
+        <w:pStyle w:val="Heading2"/>
+      </w:pPr>
+      <w:r>
+        <w:t>There is now a second course, and it is finished</w:t>
+      </w:r>
+    </w:p>
+    <w:p>
+      <w:pPr>
+        <w:spacing w:after="140"/>
+      </w:pPr>
+      <w:r>
+        <w:rPr>
+          <w:i w:val="0"/>
+          <w:color w:val="1A1A1A"/>
+          <w:sz w:val="21"/>
+        </w:rPr>
+        <w:t xml:space="preserve">The version you were sent prepared a teacher to teach </w:t>
+      </w:r>
+      <w:r>
+        <w:rPr>
+          <w:b/>
+          <w:i w:val="0"/>
+          <w:color w:val="1A1A1A"/>
+          <w:sz w:val="21"/>
+        </w:rPr>
+        <w:t>one school year</w:t>
+      </w:r>
+      <w:r>
+        <w:rPr>
+          <w:i w:val="0"/>
+          <w:color w:val="1A1A1A"/>
+          <w:sz w:val="21"/>
+        </w:rPr>
+        <w:t xml:space="preserve">. Since then a </w:t>
+      </w:r>
+      <w:r>
+        <w:rPr>
+          <w:b/>
+          <w:i w:val="0"/>
+          <w:color w:val="1A1A1A"/>
+          <w:sz w:val="21"/>
+        </w:rPr>
+        <w:t>second course has been written and checked</w:t>
+      </w:r>
+      <w:r>
+        <w:rPr>
+          <w:i w:val="0"/>
+          <w:color w:val="1A1A1A"/>
+          <w:sz w:val="21"/>
+        </w:rPr>
+        <w:t xml:space="preserve">, which prepares the same teacher to teach </w:t>
+      </w:r>
+      <w:r>
+        <w:rPr>
+          <w:b/>
+          <w:i w:val="0"/>
+          <w:color w:val="1A1A1A"/>
+          <w:sz w:val="21"/>
+        </w:rPr>
+        <w:t>the following year</w:t>
+      </w:r>
+      <w:r>
+        <w:rPr>
+          <w:i w:val="0"/>
+          <w:color w:val="1A1A1A"/>
+          <w:sz w:val="21"/>
+        </w:rPr>
+        <w:t>. It is the same length and the same shape: two months, three lessons a week, small groups, online.</w:t>
+      </w:r>
+    </w:p>
+    <w:tbl>
+      <w:tblPr>
+        <w:tblStyle w:val="TableGrid"/>
+        <w:tblW w:type="auto" w:w="0"/>
+        <w:jc w:val="center"/>
+        <w:tblLayout w:type="fixed"/>
+        <w:tblLook w:firstColumn="1" w:firstRow="1" w:lastColumn="0" w:lastRow="0" w:noHBand="0" w:noVBand="1" w:val="04A0"/>
+      </w:tblPr>
+      <w:tblGrid>
+        <w:gridCol w:w="1882"/>
+        <w:gridCol w:w="3106"/>
+        <w:gridCol w:w="4423"/>
+      </w:tblGrid>
+      <w:tr>
+        <w:trPr>
+          <w:tblHeader w:val="true"/>
+        </w:trPr>
+        <w:tc>
+          <w:tcPr>
+            <w:tcW w:type="dxa" w:w="1882"/>
+            <w:shd w:val="clear" w:fill="1F3A5F"/>
+          </w:tcPr>
+          <w:p>
+            <w:pPr>
+              <w:spacing w:after="40" w:before="40"/>
+            </w:pPr>
+            <w:r/>
+            <w:r>
+              <w:rPr>
+                <w:b/>
+                <w:color w:val="FFFFFF"/>
+                <w:sz w:val="18"/>
+              </w:rPr>
+            </w:r>
+          </w:p>
+        </w:tc>
+        <w:tc>
+          <w:tcPr>
+            <w:tcW w:type="dxa" w:w="3106"/>
+            <w:shd w:val="clear" w:fill="1F3A5F"/>
+          </w:tcPr>
+          <w:p>
+            <w:pPr>
+              <w:spacing w:after="40" w:before="40"/>
+            </w:pPr>
+            <w:r/>
+            <w:r>
+              <w:rPr>
+                <w:b/>
+                <w:color w:val="FFFFFF"/>
+                <w:sz w:val="18"/>
+              </w:rPr>
+              <w:t>First course</w:t>
+            </w:r>
+          </w:p>
+        </w:tc>
+        <w:tc>
+          <w:tcPr>
+            <w:tcW w:type="dxa" w:w="4423"/>
+            <w:shd w:val="clear" w:fill="1F3A5F"/>
+          </w:tcPr>
+          <w:p>
+            <w:pPr>
+              <w:spacing w:after="40" w:before="40"/>
+            </w:pPr>
+            <w:r/>
+            <w:r>
+              <w:rPr>
+                <w:b/>
+                <w:color w:val="FFFFFF"/>
+                <w:sz w:val="18"/>
+              </w:rPr>
+              <w:t>Second course</w:t>
+            </w:r>
+          </w:p>
+        </w:tc>
+      </w:tr>
+      <w:tr>
+        <w:tc>
+          <w:tcPr>
+            <w:tcW w:type="dxa" w:w="1882"/>
+          </w:tcPr>
+          <w:p>
+            <w:pPr>
+              <w:spacing w:after="40" w:before="40"/>
+            </w:pPr>
+            <w:r/>
+            <w:r>
+              <w:rPr>
+                <w:b/>
+                <w:i w:val="0"/>
+                <w:color w:val="1A1A1A"/>
+                <w:sz w:val="18"/>
+              </w:rPr>
+              <w:t>Prepares a teacher for</w:t>
+            </w:r>
+          </w:p>
+        </w:tc>
+        <w:tc>
+          <w:tcPr>
+            <w:tcW w:type="dxa" w:w="3106"/>
+          </w:tcPr>
+          <w:p>
+            <w:pPr>
+              <w:spacing w:after="40" w:before="40"/>
+            </w:pPr>
+            <w:r/>
+            <w:r>
+              <w:rPr>
+                <w:i w:val="0"/>
+                <w:color w:val="1A1A1A"/>
+                <w:sz w:val="18"/>
+              </w:rPr>
+              <w:t>the first year of the subject</w:t>
+            </w:r>
+          </w:p>
+        </w:tc>
+        <w:tc>
+          <w:tcPr>
+            <w:tcW w:type="dxa" w:w="4423"/>
+          </w:tcPr>
+          <w:p>
+            <w:pPr>
+              <w:spacing w:after="40" w:before="40"/>
+            </w:pPr>
+            <w:r/>
+            <w:r>
+              <w:rPr>
+                <w:b/>
+                <w:i w:val="0"/>
+                <w:color w:val="1A1A1A"/>
+                <w:sz w:val="18"/>
+              </w:rPr>
+              <w:t>the second year</w:t>
+            </w:r>
+          </w:p>
+        </w:tc>
+      </w:tr>
+      <w:tr>
+        <w:tc>
+          <w:tcPr>
+            <w:tcW w:type="dxa" w:w="1882"/>
+            <w:shd w:val="clear" w:fill="EEF2F7"/>
+          </w:tcPr>
+          <w:p>
+            <w:pPr>
+              <w:spacing w:after="40" w:before="40"/>
+            </w:pPr>
+            <w:r/>
+            <w:r>
+              <w:rPr>
+                <w:b/>
+                <w:i w:val="0"/>
+                <w:color w:val="1A1A1A"/>
+                <w:sz w:val="18"/>
+              </w:rPr>
+              <w:t>Who can join</w:t>
+            </w:r>
+          </w:p>
+        </w:tc>
+        <w:tc>
+          <w:tcPr>
+            <w:tcW w:type="dxa" w:w="3106"/>
+            <w:shd w:val="clear" w:fill="EEF2F7"/>
+          </w:tcPr>
+          <w:p>
+            <w:pPr>
+              <w:spacing w:after="40" w:before="40"/>
+            </w:pPr>
+            <w:r/>
+            <w:r>
+              <w:rPr>
+                <w:i w:val="0"/>
+                <w:color w:val="1A1A1A"/>
+                <w:sz w:val="18"/>
+              </w:rPr>
+              <w:t>anyone — it starts from installing the software</w:t>
+            </w:r>
+          </w:p>
+        </w:tc>
+        <w:tc>
+          <w:tcPr>
+            <w:tcW w:type="dxa" w:w="4423"/>
+            <w:shd w:val="clear" w:fill="EEF2F7"/>
+          </w:tcPr>
+          <w:p>
+            <w:pPr>
+              <w:spacing w:after="40" w:before="40"/>
+            </w:pPr>
+            <w:r/>
+            <w:r>
+              <w:rPr>
+                <w:b/>
+                <w:i w:val="0"/>
+                <w:color w:val="1A1A1A"/>
+                <w:sz w:val="18"/>
+              </w:rPr>
+              <w:t>teachers who finished the first course</w:t>
+            </w:r>
+            <w:r>
+              <w:rPr>
+                <w:i w:val="0"/>
+                <w:color w:val="1A1A1A"/>
+                <w:sz w:val="18"/>
+              </w:rPr>
+              <w:t>, and nobody else</w:t>
+            </w:r>
+          </w:p>
+        </w:tc>
+      </w:tr>
+      <w:tr>
+        <w:tc>
+          <w:tcPr>
+            <w:tcW w:type="dxa" w:w="1882"/>
+          </w:tcPr>
+          <w:p>
+            <w:pPr>
+              <w:spacing w:after="40" w:before="40"/>
+            </w:pPr>
+            <w:r/>
+            <w:r>
+              <w:rPr>
+                <w:b/>
+                <w:i w:val="0"/>
+                <w:color w:val="1A1A1A"/>
+                <w:sz w:val="18"/>
+              </w:rPr>
+              <w:t>What they learn</w:t>
+            </w:r>
+          </w:p>
+        </w:tc>
+        <w:tc>
+          <w:tcPr>
+            <w:tcW w:type="dxa" w:w="3106"/>
+          </w:tcPr>
+          <w:p>
+            <w:pPr>
+              <w:spacing w:after="40" w:before="40"/>
+            </w:pPr>
+            <w:r/>
+            <w:r>
+              <w:rPr>
+                <w:i w:val="0"/>
+                <w:color w:val="1A1A1A"/>
+                <w:sz w:val="18"/>
+              </w:rPr>
+              <w:t>the basics of writing a program</w:t>
+            </w:r>
+          </w:p>
+        </w:tc>
+        <w:tc>
+          <w:tcPr>
+            <w:tcW w:type="dxa" w:w="4423"/>
+          </w:tcPr>
+          <w:p>
+            <w:pPr>
+              <w:spacing w:after="40" w:before="40"/>
+            </w:pPr>
+            <w:r/>
+            <w:r>
+              <w:rPr>
+                <w:b/>
+                <w:i w:val="0"/>
+                <w:color w:val="1A1A1A"/>
+                <w:sz w:val="18"/>
+              </w:rPr>
+              <w:t>organising larger programs, and using professional tools to analyse real school data and draw charts from it</w:t>
+            </w:r>
+          </w:p>
+        </w:tc>
+      </w:tr>
+      <w:tr>
+        <w:tc>
+          <w:tcPr>
+            <w:tcW w:type="dxa" w:w="1882"/>
+            <w:shd w:val="clear" w:fill="EEF2F7"/>
+          </w:tcPr>
+          <w:p>
+            <w:pPr>
+              <w:spacing w:after="40" w:before="40"/>
+            </w:pPr>
+            <w:r/>
+            <w:r>
+              <w:rPr>
+                <w:b/>
+                <w:i w:val="0"/>
+                <w:color w:val="1A1A1A"/>
+                <w:sz w:val="18"/>
+              </w:rPr>
+              <w:t>What they finish with</w:t>
+            </w:r>
+          </w:p>
+        </w:tc>
+        <w:tc>
+          <w:tcPr>
+            <w:tcW w:type="dxa" w:w="3106"/>
+            <w:shd w:val="clear" w:fill="EEF2F7"/>
+          </w:tcPr>
+          <w:p>
+            <w:pPr>
+              <w:spacing w:after="40" w:before="40"/>
+            </w:pPr>
+            <w:r/>
+            <w:r>
+              <w:rPr>
+                <w:i w:val="0"/>
+                <w:color w:val="1A1A1A"/>
+                <w:sz w:val="18"/>
+              </w:rPr>
+              <w:t>a program that handles their own class</w:t>
+            </w:r>
+          </w:p>
+        </w:tc>
+        <w:tc>
+          <w:tcPr>
+            <w:tcW w:type="dxa" w:w="4423"/>
+            <w:shd w:val="clear" w:fill="EEF2F7"/>
+          </w:tcPr>
+          <w:p>
+            <w:pPr>
+              <w:spacing w:after="40" w:before="40"/>
+            </w:pPr>
+            <w:r/>
+            <w:r>
+              <w:rPr>
+                <w:b/>
+                <w:i w:val="0"/>
+                <w:color w:val="1A1A1A"/>
+                <w:sz w:val="18"/>
+              </w:rPr>
+              <w:t>a program that handles their whole school</w:t>
+            </w:r>
+            <w:r>
+              <w:rPr>
+                <w:i w:val="0"/>
+                <w:color w:val="1A1A1A"/>
+                <w:sz w:val="18"/>
+              </w:rPr>
+              <w:t xml:space="preserve"> and produces a report with charts</w:t>
+            </w:r>
+          </w:p>
+        </w:tc>
+      </w:tr>
+      <w:tr>
+        <w:tc>
+          <w:tcPr>
+            <w:tcW w:type="dxa" w:w="1882"/>
+          </w:tcPr>
+          <w:p>
+            <w:pPr>
+              <w:spacing w:after="40" w:before="40"/>
+            </w:pPr>
+            <w:r/>
+            <w:r>
+              <w:rPr>
+                <w:b/>
+                <w:i w:val="0"/>
+                <w:color w:val="1A1A1A"/>
+                <w:sz w:val="18"/>
+              </w:rPr>
+              <w:t>Is it ready</w:t>
+            </w:r>
+          </w:p>
+        </w:tc>
+        <w:tc>
+          <w:tcPr>
+            <w:tcW w:type="dxa" w:w="3106"/>
+          </w:tcPr>
+          <w:p>
+            <w:pPr>
+              <w:spacing w:after="40" w:before="40"/>
+            </w:pPr>
+            <w:r/>
+            <w:r>
+              <w:rPr>
+                <w:i w:val="0"/>
+                <w:color w:val="1A1A1A"/>
+                <w:sz w:val="18"/>
+              </w:rPr>
+              <w:t>yes</w:t>
+            </w:r>
+          </w:p>
+        </w:tc>
+        <w:tc>
+          <w:tcPr>
+            <w:tcW w:type="dxa" w:w="4423"/>
+          </w:tcPr>
+          <w:p>
+            <w:pPr>
+              <w:spacing w:after="40" w:before="40"/>
+            </w:pPr>
+            <w:r/>
+            <w:r>
+              <w:rPr>
+                <w:b/>
+                <w:i w:val="0"/>
+                <w:color w:val="1A1A1A"/>
+                <w:sz w:val="18"/>
+              </w:rPr>
+              <w:t>yes</w:t>
+            </w:r>
+          </w:p>
+        </w:tc>
+      </w:tr>
+    </w:tbl>
+    <w:p>
+      <w:pPr>
+        <w:spacing w:after="80"/>
+      </w:pPr>
+    </w:p>
+    <w:p>
+      <w:pPr>
+        <w:spacing w:after="140"/>
+      </w:pPr>
+      <w:r>
+        <w:rPr>
+          <w:b/>
+          <w:i w:val="0"/>
+          <w:color w:val="1A1A1A"/>
+          <w:sz w:val="21"/>
+        </w:rPr>
+        <w:t>Together the two courses now cover almost the whole official school curriculum</w:t>
+      </w:r>
+      <w:r>
+        <w:rPr>
+          <w:i w:val="0"/>
+          <w:color w:val="1A1A1A"/>
+          <w:sz w:val="21"/>
+        </w:rPr>
+        <w:t xml:space="preserve"> — all of it except one topic, which has deliberately been left until the rest is secure. Sixty hours of teacher training covers a subject the ministry gives pupils one hundred and ninety-three hours to learn.</w:t>
+      </w:r>
+    </w:p>
+    <w:p>
+      <w:pPr>
+        <w:spacing w:after="140"/>
+      </w:pPr>
+      <w:r>
+        <w:rPr>
+          <w:b/>
+          <w:i w:val="0"/>
+          <w:color w:val="1A1A1A"/>
+          <w:sz w:val="21"/>
+        </w:rPr>
+        <w:t>Neither course has been taught to a group of teachers yet.</w:t>
+      </w:r>
+      <w:r>
+        <w:rPr>
+          <w:i w:val="0"/>
+          <w:color w:val="1A1A1A"/>
+          <w:sz w:val="21"/>
+        </w:rPr>
+        <w:t xml:space="preserve"> Both are written, checked and ready. That is the honest position.</w:t>
       </w:r>
     </w:p>
     <w:p>
@@ -183,7 +726,7 @@
                 <w:color w:val="1A1A1A"/>
                 <w:sz w:val="18"/>
               </w:rPr>
-              <w:t>Length</w:t>
+              <w:t>Shape</w:t>
             </w:r>
           </w:p>
         </w:tc>
@@ -222,7 +765,7 @@
                 <w:color w:val="1A1A1A"/>
                 <w:sz w:val="18"/>
               </w:rPr>
-              <w:t>Two parts: 2 months, then 4 months</w:t>
+              <w:t>Two courses, one per school year</w:t>
             </w:r>
           </w:p>
         </w:tc>
@@ -241,7 +784,7 @@
                 <w:color w:val="1A1A1A"/>
                 <w:sz w:val="18"/>
               </w:rPr>
-              <w:t>The first part teaches teachers to write code. The second teaches them to solve problems with it. They are different skills, and the second only makes sense once the first is in place</w:t>
+              <w:t>Each one prepares a teacher for the year they will actually be teaching</w:t>
             </w:r>
           </w:p>
         </w:tc>
@@ -264,7 +807,7 @@
                 <w:color w:val="1A1A1A"/>
                 <w:sz w:val="18"/>
               </w:rPr>
-              <w:t>Lessons</w:t>
+              <w:t>Each course</w:t>
             </w:r>
           </w:p>
         </w:tc>
@@ -284,7 +827,7 @@
                 <w:color w:val="1A1A1A"/>
                 <w:sz w:val="18"/>
               </w:rPr>
-              <w:t>50 minutes, 20 hours in total</w:t>
+              <w:t>—</w:t>
             </w:r>
           </w:p>
         </w:tc>
@@ -305,7 +848,7 @@
                 <w:color w:val="1A1A1A"/>
                 <w:sz w:val="18"/>
               </w:rPr>
-              <w:t>75 minutes, 30 hours in total</w:t>
+              <w:t>A practical part of 2 months, then a thinking part of 4</w:t>
             </w:r>
           </w:p>
         </w:tc>
@@ -325,7 +868,7 @@
                 <w:color w:val="1A1A1A"/>
                 <w:sz w:val="18"/>
               </w:rPr>
-              <w:t>The extra time is all spent on teachers practising at the keyboard, not on more explaining</w:t>
+              <w:t>The first part teaches teachers to write code. The second teaches them to solve problems with it. They are different skills, and the second only makes sense once the first is in place</w:t>
             </w:r>
           </w:p>
         </w:tc>
@@ -347,7 +890,7 @@
                 <w:color w:val="1A1A1A"/>
                 <w:sz w:val="18"/>
               </w:rPr>
-              <w:t>Class size</w:t>
+              <w:t>Lessons</w:t>
             </w:r>
           </w:p>
         </w:tc>
@@ -366,7 +909,7 @@
                 <w:color w:val="1A1A1A"/>
                 <w:sz w:val="18"/>
               </w:rPr>
-              <w:t>Up to 16 teachers</w:t>
+              <w:t>50 minutes, 20 hours in total</w:t>
             </w:r>
           </w:p>
         </w:tc>
@@ -386,7 +929,7 @@
                 <w:color w:val="1A1A1A"/>
                 <w:sz w:val="18"/>
               </w:rPr>
-              <w:t>4 to 8 teachers</w:t>
+              <w:t>75 minutes, 30 hours in total</w:t>
             </w:r>
           </w:p>
         </w:tc>
@@ -405,7 +948,7 @@
                 <w:color w:val="1A1A1A"/>
                 <w:sz w:val="18"/>
               </w:rPr>
-              <w:t>Fewer than four and they cannot discuss anything with each other. More than eight and the trainer cannot keep an eye on everyone</w:t>
+              <w:t>The extra time is all spent on teachers practising at the keyboard, not on more explaining</w:t>
             </w:r>
           </w:p>
         </w:tc>
@@ -428,7 +971,7 @@
                 <w:color w:val="1A1A1A"/>
                 <w:sz w:val="18"/>
               </w:rPr>
-              <w:t>Where</w:t>
+              <w:t>Class size</w:t>
             </w:r>
           </w:p>
         </w:tc>
@@ -448,6 +991,88 @@
                 <w:color w:val="1A1A1A"/>
                 <w:sz w:val="18"/>
               </w:rPr>
+              <w:t>Up to 16 teachers</w:t>
+            </w:r>
+          </w:p>
+        </w:tc>
+        <w:tc>
+          <w:tcPr>
+            <w:tcW w:type="dxa" w:w="2447"/>
+            <w:shd w:val="clear" w:fill="EEF2F7"/>
+          </w:tcPr>
+          <w:p>
+            <w:pPr>
+              <w:spacing w:after="40" w:before="40"/>
+            </w:pPr>
+            <w:r/>
+            <w:r>
+              <w:rPr>
+                <w:b/>
+                <w:i w:val="0"/>
+                <w:color w:val="1A1A1A"/>
+                <w:sz w:val="18"/>
+              </w:rPr>
+              <w:t>4 to 8 teachers</w:t>
+            </w:r>
+          </w:p>
+        </w:tc>
+        <w:tc>
+          <w:tcPr>
+            <w:tcW w:type="dxa" w:w="4329"/>
+            <w:shd w:val="clear" w:fill="EEF2F7"/>
+          </w:tcPr>
+          <w:p>
+            <w:pPr>
+              <w:spacing w:after="40" w:before="40"/>
+            </w:pPr>
+            <w:r/>
+            <w:r>
+              <w:rPr>
+                <w:i w:val="0"/>
+                <w:color w:val="1A1A1A"/>
+                <w:sz w:val="18"/>
+              </w:rPr>
+              <w:t>Fewer than four and they cannot discuss anything with each other. More than eight and the trainer cannot keep an eye on everyone</w:t>
+            </w:r>
+          </w:p>
+        </w:tc>
+      </w:tr>
+      <w:tr>
+        <w:tc>
+          <w:tcPr>
+            <w:tcW w:type="dxa" w:w="1035"/>
+          </w:tcPr>
+          <w:p>
+            <w:pPr>
+              <w:spacing w:after="40" w:before="40"/>
+            </w:pPr>
+            <w:r/>
+            <w:r>
+              <w:rPr>
+                <w:b/>
+                <w:i w:val="0"/>
+                <w:color w:val="1A1A1A"/>
+                <w:sz w:val="18"/>
+              </w:rPr>
+              <w:t>Where</w:t>
+            </w:r>
+          </w:p>
+        </w:tc>
+        <w:tc>
+          <w:tcPr>
+            <w:tcW w:type="dxa" w:w="1600"/>
+          </w:tcPr>
+          <w:p>
+            <w:pPr>
+              <w:spacing w:after="40" w:before="40"/>
+            </w:pPr>
+            <w:r/>
+            <w:r>
+              <w:rPr>
+                <w:i w:val="0"/>
+                <w:color w:val="1A1A1A"/>
+                <w:sz w:val="18"/>
+              </w:rPr>
               <w:t>In a classroom</w:t>
             </w:r>
           </w:p>
@@ -455,7 +1080,6 @@
         <w:tc>
           <w:tcPr>
             <w:tcW w:type="dxa" w:w="2447"/>
-            <w:shd w:val="clear" w:fill="EEF2F7"/>
           </w:tcPr>
           <w:p>
             <w:pPr>
@@ -484,7 +1108,6 @@
         <w:tc>
           <w:tcPr>
             <w:tcW w:type="dxa" w:w="4329"/>
-            <w:shd w:val="clear" w:fill="EEF2F7"/>
           </w:tcPr>
           <w:p>
             <w:pPr>
@@ -937,7 +1560,7 @@
           <w:color w:val="5A5A5A"/>
           <w:sz w:val="17"/>
         </w:rPr>
-        <w:t>Summary of changes to the programme document, version 1.1 → 1.8 · 6 October 2026. The full document accompanies this page if you would like the detail.</w:t>
+        <w:t>Summary of changes to the programme document, version 1.1 → 2.0 · 9 October 2026. The full document accompanies this page if you would like the detail.</w:t>
       </w:r>
     </w:p>
     <w:sectPr>

--- a/grade10/partners/Programme_Dossier_Change_Log.docx
+++ b/grade10/partners/Programme_Dossier_Change_Log.docx
@@ -909,7 +909,7 @@
                 <w:color w:val="1A1A1A"/>
                 <w:sz w:val="18"/>
               </w:rPr>
-              <w:t>50 minutes, 20 hours in total</w:t>
+              <w:t>50 minutes, three a week, 20 hours in total</w:t>
             </w:r>
           </w:p>
         </w:tc>
@@ -929,7 +929,7 @@
                 <w:color w:val="1A1A1A"/>
                 <w:sz w:val="18"/>
               </w:rPr>
-              <w:t>75 minutes, 30 hours in total</w:t>
+              <w:t>Two hours, twice a week, 32 hours in total</w:t>
             </w:r>
           </w:p>
         </w:tc>
@@ -948,7 +948,7 @@
                 <w:color w:val="1A1A1A"/>
                 <w:sz w:val="18"/>
               </w:rPr>
-              <w:t>The extra time is all spent on teachers practising at the keyboard, not on more explaining</w:t>
+              <w:t>More time in total, and fewer interruptions to a teacher's week. The practice that no longer fits in the room is set as homework — and every piece of it is a task the materials already contained</w:t>
             </w:r>
           </w:p>
         </w:tc>
@@ -1560,7 +1560,7 @@
           <w:color w:val="5A5A5A"/>
           <w:sz w:val="17"/>
         </w:rPr>
-        <w:t>Summary of changes to the programme document, version 1.1 → 2.0 · 9 October 2026. The full document accompanies this page if you would like the detail.</w:t>
+        <w:t>Summary of changes to the programme document, version 1.1 → 2.1 · 10 October 2026. The full document accompanies this page if you would like the detail.</w:t>
       </w:r>
     </w:p>
     <w:sectPr>

--- a/grade10/partners/Programme_Dossier_Change_Log.docx
+++ b/grade10/partners/Programme_Dossier_Change_Log.docx
@@ -1560,7 +1560,7 @@
           <w:color w:val="5A5A5A"/>
           <w:sz w:val="17"/>
         </w:rPr>
-        <w:t>Summary of changes to the programme document, version 1.1 → 2.1 · 10 October 2026. The full document accompanies this page if you would like the detail.</w:t>
+        <w:t>Summary of changes to the programme document, version 1.1 → 2.2 · 10 October 2026. The full document accompanies this page if you would like the detail.</w:t>
       </w:r>
     </w:p>
     <w:sectPr>
